--- a/things to add.docx
+++ b/things to add.docx
@@ -16,7 +16,7 @@
         </w:numPr>
       </w:pPr>
       <w:r>
-        <w:t xml:space="preserve">Totus and adjectives with genitive singular in -ius </w:t>
+        <w:t xml:space="preserve">Participles </w:t>
       </w:r>
     </w:p>
     <w:p>
@@ -28,7 +28,7 @@
         </w:numPr>
       </w:pPr>
       <w:r>
-        <w:t xml:space="preserve">Fero </w:t>
+        <w:t xml:space="preserve">Search bar </w:t>
       </w:r>
     </w:p>
     <w:p>
@@ -40,7 +40,7 @@
         </w:numPr>
       </w:pPr>
       <w:r>
-        <w:t xml:space="preserve">Participles </w:t>
+        <w:t xml:space="preserve">Fix Greek infinitives </w:t>
       </w:r>
     </w:p>
     <w:p>
@@ -52,7 +52,7 @@
         </w:numPr>
       </w:pPr>
       <w:r>
-        <w:t xml:space="preserve">Pause mode for time trials </w:t>
+        <w:t xml:space="preserve">Constructions? </w:t>
       </w:r>
     </w:p>
     <w:p>
@@ -64,7 +64,7 @@
         </w:numPr>
       </w:pPr>
       <w:r>
-        <w:t xml:space="preserve">Short cuts </w:t>
+        <w:t xml:space="preserve">Comparatives </w:t>
       </w:r>
     </w:p>
     <w:p>
@@ -76,7 +76,7 @@
         </w:numPr>
       </w:pPr>
       <w:r>
-        <w:t xml:space="preserve">Search bar </w:t>
+        <w:t xml:space="preserve">Pater – more thirds </w:t>
       </w:r>
     </w:p>
     <w:p>
@@ -88,54 +88,6 @@
         </w:numPr>
       </w:pPr>
       <w:r>
-        <w:t xml:space="preserve">Fix Greek infinitives </w:t>
-      </w:r>
-    </w:p>
-    <w:p>
-      <w:pPr>
-        <w:pStyle w:val="ListParagraph"/>
-        <w:numPr>
-          <w:ilvl w:val="0"/>
-          <w:numId w:val="1"/>
-        </w:numPr>
-      </w:pPr>
-      <w:r>
-        <w:t xml:space="preserve">Constructions? </w:t>
-      </w:r>
-    </w:p>
-    <w:p>
-      <w:pPr>
-        <w:pStyle w:val="ListParagraph"/>
-        <w:numPr>
-          <w:ilvl w:val="0"/>
-          <w:numId w:val="1"/>
-        </w:numPr>
-      </w:pPr>
-      <w:r>
-        <w:t xml:space="preserve">Comparatives </w:t>
-      </w:r>
-    </w:p>
-    <w:p>
-      <w:pPr>
-        <w:pStyle w:val="ListParagraph"/>
-        <w:numPr>
-          <w:ilvl w:val="0"/>
-          <w:numId w:val="1"/>
-        </w:numPr>
-      </w:pPr>
-      <w:r>
-        <w:t xml:space="preserve">Pater – more thirds </w:t>
-      </w:r>
-    </w:p>
-    <w:p>
-      <w:pPr>
-        <w:pStyle w:val="ListParagraph"/>
-        <w:numPr>
-          <w:ilvl w:val="0"/>
-          <w:numId w:val="1"/>
-        </w:numPr>
-      </w:pPr>
-      <w:r>
         <w:t xml:space="preserve">Hard mode </w:t>
       </w:r>
     </w:p>
@@ -161,34 +113,6 @@
       </w:pPr>
       <w:r>
         <w:t xml:space="preserve">Get one wrong the table resets </w:t>
-      </w:r>
-    </w:p>
-    <w:p>
-      <w:pPr>
-        <w:pStyle w:val="ListParagraph"/>
-        <w:numPr>
-          <w:ilvl w:val="0"/>
-          <w:numId w:val="1"/>
-        </w:numPr>
-      </w:pPr>
-      <w:r>
-        <w:t xml:space="preserve">Volo, </w:t>
-      </w:r>
-      <w:proofErr w:type="spellStart"/>
-      <w:r>
-        <w:t>nolo</w:t>
-      </w:r>
-      <w:proofErr w:type="spellEnd"/>
-      <w:r>
-        <w:t xml:space="preserve">, </w:t>
-      </w:r>
-      <w:proofErr w:type="spellStart"/>
-      <w:r>
-        <w:t>malo</w:t>
-      </w:r>
-      <w:proofErr w:type="spellEnd"/>
-      <w:r>
-        <w:t xml:space="preserve"> </w:t>
       </w:r>
     </w:p>
     <w:p/>
